--- a/KURSACH/ГЧ7 - Экономика.docx
+++ b/KURSACH/ГЧ7 - Экономика.docx
@@ -503,6 +503,7 @@
                               <w:p>
                                 <w:pPr>
                                   <w:pStyle w:val="aa"/>
+                                  <w:jc w:val="center"/>
                                   <w:rPr>
                                     <w:rFonts w:ascii="Times New Roman" w:hAnsi="Times New Roman"/>
                                     <w:i w:val="0"/>
@@ -519,6 +520,7 @@
                               <w:p>
                                 <w:pPr>
                                   <w:pStyle w:val="aa"/>
+                                  <w:jc w:val="center"/>
                                   <w:rPr>
                                     <w:rFonts w:ascii="Times New Roman" w:hAnsi="Times New Roman"/>
                                     <w:i w:val="0"/>
@@ -574,6 +576,7 @@
                               <w:p>
                                 <w:pPr>
                                   <w:pStyle w:val="aa"/>
+                                  <w:jc w:val="center"/>
                                   <w:rPr>
                                     <w:rFonts w:ascii="Times New Roman" w:hAnsi="Times New Roman"/>
                                     <w:i w:val="0"/>
@@ -592,6 +595,7 @@
                               <w:p>
                                 <w:pPr>
                                   <w:pStyle w:val="aa"/>
+                                  <w:jc w:val="center"/>
                                   <w:rPr>
                                     <w:rFonts w:ascii="Times New Roman" w:hAnsi="Times New Roman"/>
                                     <w:i w:val="0"/>
@@ -647,11 +651,13 @@
                               <w:p>
                                 <w:pPr>
                                   <w:pStyle w:val="aa"/>
+                                  <w:jc w:val="center"/>
                                   <w:rPr>
                                     <w:rFonts w:ascii="Times New Roman" w:hAnsi="Times New Roman"/>
                                     <w:i w:val="0"/>
                                   </w:rPr>
                                 </w:pPr>
+                                <w:bookmarkStart w:id="0" w:name="_GoBack"/>
                                 <w:r>
                                   <w:rPr>
                                     <w:rFonts w:ascii="Times New Roman" w:hAnsi="Times New Roman"/>
@@ -660,9 +666,11 @@
                                   <w:t>Дата</w:t>
                                 </w:r>
                               </w:p>
+                              <w:bookmarkEnd w:id="0"/>
                               <w:p>
                                 <w:pPr>
                                   <w:pStyle w:val="aa"/>
+                                  <w:jc w:val="center"/>
                                   <w:rPr>
                                     <w:rFonts w:ascii="Times New Roman" w:hAnsi="Times New Roman"/>
                                     <w:i w:val="0"/>
@@ -2243,6 +2251,7 @@
                         <w:p>
                           <w:pPr>
                             <w:pStyle w:val="aa"/>
+                            <w:jc w:val="center"/>
                             <w:rPr>
                               <w:rFonts w:ascii="Times New Roman" w:hAnsi="Times New Roman"/>
                               <w:i w:val="0"/>
@@ -2259,6 +2268,7 @@
                         <w:p>
                           <w:pPr>
                             <w:pStyle w:val="aa"/>
+                            <w:jc w:val="center"/>
                             <w:rPr>
                               <w:rFonts w:ascii="Times New Roman" w:hAnsi="Times New Roman"/>
                               <w:i w:val="0"/>
@@ -2275,6 +2285,7 @@
                         <w:p>
                           <w:pPr>
                             <w:pStyle w:val="aa"/>
+                            <w:jc w:val="center"/>
                             <w:rPr>
                               <w:rFonts w:ascii="Times New Roman" w:hAnsi="Times New Roman"/>
                               <w:i w:val="0"/>
@@ -2293,6 +2304,7 @@
                         <w:p>
                           <w:pPr>
                             <w:pStyle w:val="aa"/>
+                            <w:jc w:val="center"/>
                             <w:rPr>
                               <w:rFonts w:ascii="Times New Roman" w:hAnsi="Times New Roman"/>
                               <w:i w:val="0"/>
@@ -2309,11 +2321,13 @@
                         <w:p>
                           <w:pPr>
                             <w:pStyle w:val="aa"/>
+                            <w:jc w:val="center"/>
                             <w:rPr>
                               <w:rFonts w:ascii="Times New Roman" w:hAnsi="Times New Roman"/>
                               <w:i w:val="0"/>
                             </w:rPr>
                           </w:pPr>
+                          <w:bookmarkStart w:id="1" w:name="_GoBack"/>
                           <w:r>
                             <w:rPr>
                               <w:rFonts w:ascii="Times New Roman" w:hAnsi="Times New Roman"/>
@@ -2322,9 +2336,11 @@
                             <w:t>Дата</w:t>
                           </w:r>
                         </w:p>
+                        <w:bookmarkEnd w:id="1"/>
                         <w:p>
                           <w:pPr>
                             <w:pStyle w:val="aa"/>
+                            <w:jc w:val="center"/>
                             <w:rPr>
                               <w:rFonts w:ascii="Times New Roman" w:hAnsi="Times New Roman"/>
                               <w:i w:val="0"/>
@@ -3630,7 +3646,6 @@
                           <w:lang w:eastAsia="ru-RU"/>
                         </w:rPr>
                       </w:pPr>
-                      <w:bookmarkStart w:id="1" w:name="_GoBack"/>
                       <w:proofErr w:type="spellStart"/>
                       <w:r>
                         <w:rPr>
@@ -3654,7 +3669,6 @@
                         <w:t xml:space="preserve"> В.А.</w:t>
                       </w:r>
                     </w:p>
-                    <w:bookmarkEnd w:id="1"/>
                     <w:p>
                       <w:pPr>
                         <w:pStyle w:val="a6"/>
@@ -3698,7 +3712,7 @@
     <w:tbl>
       <w:tblPr>
         <w:tblW w:w="9634" w:type="dxa"/>
-        <w:tblInd w:w="846" w:type="dxa"/>
+        <w:jc w:val="center"/>
         <w:tblBorders>
           <w:top w:val="single" w:sz="4" w:space="0" w:color="000000"/>
           <w:left w:val="single" w:sz="4" w:space="0" w:color="000000"/>
@@ -3717,6 +3731,7 @@
       <w:tr>
         <w:trPr>
           <w:trHeight w:val="335"/>
+          <w:jc w:val="center"/>
         </w:trPr>
         <w:tc>
           <w:tcPr>
@@ -3772,6 +3787,7 @@
       <w:tr>
         <w:trPr>
           <w:trHeight w:val="335"/>
+          <w:jc w:val="center"/>
         </w:trPr>
         <w:tc>
           <w:tcPr>
@@ -3808,6 +3824,7 @@
                 <w:tab w:val="center" w:pos="1632"/>
               </w:tabs>
               <w:spacing w:after="0" w:line="240" w:lineRule="auto"/>
+              <w:jc w:val="center"/>
               <w:rPr>
                 <w:rFonts w:ascii="Times New Roman" w:hAnsi="Times New Roman" w:cs="Times New Roman"/>
                 <w:sz w:val="24"/>
@@ -3828,6 +3845,7 @@
       <w:tr>
         <w:trPr>
           <w:trHeight w:val="317"/>
+          <w:jc w:val="center"/>
         </w:trPr>
         <w:tc>
           <w:tcPr>
@@ -3864,6 +3882,7 @@
                 <w:tab w:val="center" w:pos="1632"/>
               </w:tabs>
               <w:spacing w:after="0" w:line="240" w:lineRule="auto"/>
+              <w:jc w:val="center"/>
               <w:rPr>
                 <w:rFonts w:ascii="Times New Roman" w:hAnsi="Times New Roman" w:cs="Times New Roman"/>
                 <w:sz w:val="24"/>
@@ -3879,7 +3898,29 @@
                 <w:szCs w:val="24"/>
                 <w:shd w:val="clear" w:color="auto" w:fill="FFFFFF"/>
               </w:rPr>
-              <w:t>14933,50</w:t>
+              <w:t>14</w:t>
+            </w:r>
+            <w:r>
+              <w:rPr>
+                <w:rFonts w:ascii="Times New Roman" w:hAnsi="Times New Roman" w:cs="Times New Roman"/>
+                <w:color w:val="000000"/>
+                <w:spacing w:val="-4"/>
+                <w:sz w:val="24"/>
+                <w:szCs w:val="24"/>
+                <w:shd w:val="clear" w:color="auto" w:fill="FFFFFF"/>
+              </w:rPr>
+              <w:t xml:space="preserve"> </w:t>
+            </w:r>
+            <w:r>
+              <w:rPr>
+                <w:rFonts w:ascii="Times New Roman" w:hAnsi="Times New Roman" w:cs="Times New Roman"/>
+                <w:color w:val="000000"/>
+                <w:spacing w:val="-4"/>
+                <w:sz w:val="24"/>
+                <w:szCs w:val="24"/>
+                <w:shd w:val="clear" w:color="auto" w:fill="FFFFFF"/>
+              </w:rPr>
+              <w:t>933,50</w:t>
             </w:r>
           </w:p>
         </w:tc>
@@ -3887,6 +3928,7 @@
       <w:tr>
         <w:trPr>
           <w:trHeight w:val="335"/>
+          <w:jc w:val="center"/>
         </w:trPr>
         <w:tc>
           <w:tcPr>
@@ -3923,6 +3965,7 @@
                 <w:tab w:val="center" w:pos="1632"/>
               </w:tabs>
               <w:spacing w:after="0" w:line="240" w:lineRule="auto"/>
+              <w:jc w:val="center"/>
               <w:rPr>
                 <w:rFonts w:ascii="Times New Roman" w:hAnsi="Times New Roman" w:cs="Times New Roman"/>
                 <w:sz w:val="24"/>
@@ -3935,7 +3978,23 @@
                 <w:sz w:val="24"/>
                 <w:szCs w:val="24"/>
               </w:rPr>
-              <w:t>1194,68</w:t>
+              <w:t>1</w:t>
+            </w:r>
+            <w:r>
+              <w:rPr>
+                <w:rFonts w:ascii="Times New Roman" w:hAnsi="Times New Roman" w:cs="Times New Roman"/>
+                <w:sz w:val="24"/>
+                <w:szCs w:val="24"/>
+              </w:rPr>
+              <w:t xml:space="preserve"> </w:t>
+            </w:r>
+            <w:r>
+              <w:rPr>
+                <w:rFonts w:ascii="Times New Roman" w:hAnsi="Times New Roman" w:cs="Times New Roman"/>
+                <w:sz w:val="24"/>
+                <w:szCs w:val="24"/>
+              </w:rPr>
+              <w:t>194,68</w:t>
             </w:r>
           </w:p>
         </w:tc>
@@ -3943,6 +4002,7 @@
       <w:tr>
         <w:trPr>
           <w:trHeight w:val="335"/>
+          <w:jc w:val="center"/>
         </w:trPr>
         <w:tc>
           <w:tcPr>
@@ -4017,6 +4077,7 @@
             <w:pPr>
               <w:pStyle w:val="ac"/>
               <w:ind w:firstLine="0"/>
+              <w:jc w:val="center"/>
               <w:rPr>
                 <w:sz w:val="24"/>
                 <w:szCs w:val="24"/>
@@ -4029,12 +4090,31 @@
                 <w:szCs w:val="24"/>
                 <w:lang w:eastAsia="ru-RU"/>
               </w:rPr>
-              <w:t>5483,58</w:t>
+              <w:t>5</w:t>
+            </w:r>
+            <w:r>
+              <w:rPr>
+                <w:rFonts w:eastAsia="Times New Roman"/>
+                <w:sz w:val="24"/>
+                <w:szCs w:val="24"/>
+                <w:lang w:eastAsia="ru-RU"/>
+              </w:rPr>
+              <w:t xml:space="preserve"> </w:t>
+            </w:r>
+            <w:r>
+              <w:rPr>
+                <w:rFonts w:eastAsia="Times New Roman"/>
+                <w:sz w:val="24"/>
+                <w:szCs w:val="24"/>
+                <w:lang w:eastAsia="ru-RU"/>
+              </w:rPr>
+              <w:t>483,58</w:t>
             </w:r>
           </w:p>
           <w:p>
             <w:pPr>
               <w:spacing w:after="0" w:line="240" w:lineRule="auto"/>
+              <w:jc w:val="center"/>
               <w:rPr>
                 <w:rFonts w:ascii="Times New Roman" w:hAnsi="Times New Roman" w:cs="Times New Roman"/>
                 <w:sz w:val="24"/>
@@ -4056,6 +4136,7 @@
       <w:tr>
         <w:trPr>
           <w:trHeight w:val="335"/>
+          <w:jc w:val="center"/>
         </w:trPr>
         <w:tc>
           <w:tcPr>
@@ -4077,9 +4158,8 @@
                 <w:szCs w:val="24"/>
                 <w:lang w:eastAsia="ru-RU"/>
               </w:rPr>
-              <w:t xml:space="preserve">Прочие прямые затраты, </w:t>
+              <w:t>Прочие прямые затраты, руб</w:t>
             </w:r>
-            <w:proofErr w:type="spellStart"/>
             <w:r>
               <w:rPr>
                 <w:rFonts w:ascii="Times New Roman" w:eastAsia="Times New Roman" w:hAnsi="Times New Roman" w:cs="Times New Roman"/>
@@ -4087,9 +4167,8 @@
                 <w:szCs w:val="24"/>
                 <w:lang w:eastAsia="ru-RU"/>
               </w:rPr>
-              <w:t>руб</w:t>
+              <w:t>.</w:t>
             </w:r>
-            <w:proofErr w:type="spellEnd"/>
           </w:p>
         </w:tc>
         <w:tc>
@@ -4103,6 +4182,7 @@
                 <w:tab w:val="center" w:pos="1632"/>
               </w:tabs>
               <w:spacing w:after="0" w:line="240" w:lineRule="auto"/>
+              <w:jc w:val="center"/>
               <w:rPr>
                 <w:rFonts w:ascii="Times New Roman" w:hAnsi="Times New Roman" w:cs="Times New Roman"/>
                 <w:sz w:val="24"/>
@@ -4117,7 +4197,27 @@
                 <w:szCs w:val="24"/>
                 <w:lang w:eastAsia="ru-RU"/>
               </w:rPr>
-              <w:t>3136,04</w:t>
+              <w:t>3</w:t>
+            </w:r>
+            <w:r>
+              <w:rPr>
+                <w:rFonts w:ascii="Times New Roman" w:eastAsia="Times New Roman" w:hAnsi="Times New Roman" w:cs="Times New Roman"/>
+                <w:color w:val="000000"/>
+                <w:sz w:val="24"/>
+                <w:szCs w:val="24"/>
+                <w:lang w:eastAsia="ru-RU"/>
+              </w:rPr>
+              <w:t xml:space="preserve"> </w:t>
+            </w:r>
+            <w:r>
+              <w:rPr>
+                <w:rFonts w:ascii="Times New Roman" w:eastAsia="Times New Roman" w:hAnsi="Times New Roman" w:cs="Times New Roman"/>
+                <w:color w:val="000000"/>
+                <w:sz w:val="24"/>
+                <w:szCs w:val="24"/>
+                <w:lang w:eastAsia="ru-RU"/>
+              </w:rPr>
+              <w:t>136,04</w:t>
             </w:r>
           </w:p>
         </w:tc>
@@ -4125,6 +4225,7 @@
       <w:tr>
         <w:trPr>
           <w:trHeight w:val="335"/>
+          <w:jc w:val="center"/>
         </w:trPr>
         <w:tc>
           <w:tcPr>
@@ -4146,9 +4247,8 @@
                 <w:szCs w:val="24"/>
                 <w:lang w:eastAsia="ru-RU"/>
               </w:rPr>
-              <w:t xml:space="preserve">Накладные расходы, </w:t>
+              <w:t>Накладные расходы, руб</w:t>
             </w:r>
-            <w:proofErr w:type="spellStart"/>
             <w:r>
               <w:rPr>
                 <w:rFonts w:ascii="Times New Roman" w:eastAsia="Times New Roman" w:hAnsi="Times New Roman" w:cs="Times New Roman"/>
@@ -4156,9 +4256,8 @@
                 <w:szCs w:val="24"/>
                 <w:lang w:eastAsia="ru-RU"/>
               </w:rPr>
-              <w:t>руб</w:t>
+              <w:t>.</w:t>
             </w:r>
-            <w:proofErr w:type="spellEnd"/>
           </w:p>
         </w:tc>
         <w:tc>
@@ -4172,6 +4271,7 @@
                 <w:tab w:val="center" w:pos="1632"/>
               </w:tabs>
               <w:spacing w:after="0" w:line="240" w:lineRule="auto"/>
+              <w:jc w:val="center"/>
               <w:rPr>
                 <w:rFonts w:ascii="Times New Roman" w:hAnsi="Times New Roman" w:cs="Times New Roman"/>
                 <w:sz w:val="24"/>
@@ -4186,7 +4286,27 @@
                 <w:szCs w:val="24"/>
                 <w:lang w:eastAsia="ru-RU"/>
               </w:rPr>
-              <w:t>6122,74</w:t>
+              <w:t>6</w:t>
+            </w:r>
+            <w:r>
+              <w:rPr>
+                <w:rFonts w:ascii="Times New Roman" w:eastAsia="Times New Roman" w:hAnsi="Times New Roman" w:cs="Times New Roman"/>
+                <w:color w:val="000000"/>
+                <w:sz w:val="24"/>
+                <w:szCs w:val="24"/>
+                <w:lang w:eastAsia="ru-RU"/>
+              </w:rPr>
+              <w:t xml:space="preserve"> </w:t>
+            </w:r>
+            <w:r>
+              <w:rPr>
+                <w:rFonts w:ascii="Times New Roman" w:eastAsia="Times New Roman" w:hAnsi="Times New Roman" w:cs="Times New Roman"/>
+                <w:color w:val="000000"/>
+                <w:sz w:val="24"/>
+                <w:szCs w:val="24"/>
+                <w:lang w:eastAsia="ru-RU"/>
+              </w:rPr>
+              <w:t>122,74</w:t>
             </w:r>
           </w:p>
         </w:tc>
@@ -4194,6 +4314,7 @@
       <w:tr>
         <w:trPr>
           <w:trHeight w:val="335"/>
+          <w:jc w:val="center"/>
         </w:trPr>
         <w:tc>
           <w:tcPr>
@@ -4226,6 +4347,7 @@
           <w:p>
             <w:pPr>
               <w:spacing w:after="0" w:line="240" w:lineRule="auto"/>
+              <w:jc w:val="center"/>
               <w:rPr>
                 <w:rFonts w:ascii="Times New Roman" w:hAnsi="Times New Roman" w:cs="Times New Roman"/>
                 <w:sz w:val="24"/>
@@ -4240,7 +4362,27 @@
                 <w:szCs w:val="24"/>
                 <w:lang w:eastAsia="ru-RU"/>
               </w:rPr>
-              <w:t>30967,31</w:t>
+              <w:t>30</w:t>
+            </w:r>
+            <w:r>
+              <w:rPr>
+                <w:rFonts w:ascii="Times New Roman" w:eastAsia="Times New Roman" w:hAnsi="Times New Roman" w:cs="Times New Roman"/>
+                <w:color w:val="000000"/>
+                <w:sz w:val="24"/>
+                <w:szCs w:val="24"/>
+                <w:lang w:eastAsia="ru-RU"/>
+              </w:rPr>
+              <w:t xml:space="preserve"> </w:t>
+            </w:r>
+            <w:r>
+              <w:rPr>
+                <w:rFonts w:ascii="Times New Roman" w:eastAsia="Times New Roman" w:hAnsi="Times New Roman" w:cs="Times New Roman"/>
+                <w:color w:val="000000"/>
+                <w:sz w:val="24"/>
+                <w:szCs w:val="24"/>
+                <w:lang w:eastAsia="ru-RU"/>
+              </w:rPr>
+              <w:t>967,31</w:t>
             </w:r>
           </w:p>
         </w:tc>
@@ -4248,6 +4390,7 @@
       <w:tr>
         <w:trPr>
           <w:trHeight w:val="335"/>
+          <w:jc w:val="center"/>
         </w:trPr>
         <w:tc>
           <w:tcPr>
@@ -4280,6 +4423,7 @@
           <w:p>
             <w:pPr>
               <w:spacing w:after="0" w:line="240" w:lineRule="auto"/>
+              <w:jc w:val="center"/>
               <w:rPr>
                 <w:rFonts w:ascii="Times New Roman" w:hAnsi="Times New Roman" w:cs="Times New Roman"/>
                 <w:sz w:val="24"/>
@@ -4293,7 +4437,25 @@
                 <w:szCs w:val="24"/>
                 <w:lang w:eastAsia="ru-RU"/>
               </w:rPr>
-              <w:t>3096,73</w:t>
+              <w:t>3</w:t>
+            </w:r>
+            <w:r>
+              <w:rPr>
+                <w:rFonts w:ascii="Times New Roman" w:hAnsi="Times New Roman" w:cs="Times New Roman"/>
+                <w:sz w:val="24"/>
+                <w:szCs w:val="24"/>
+                <w:lang w:eastAsia="ru-RU"/>
+              </w:rPr>
+              <w:t xml:space="preserve"> </w:t>
+            </w:r>
+            <w:r>
+              <w:rPr>
+                <w:rFonts w:ascii="Times New Roman" w:hAnsi="Times New Roman" w:cs="Times New Roman"/>
+                <w:sz w:val="24"/>
+                <w:szCs w:val="24"/>
+                <w:lang w:eastAsia="ru-RU"/>
+              </w:rPr>
+              <w:t>096,73</w:t>
             </w:r>
           </w:p>
         </w:tc>
@@ -4301,6 +4463,7 @@
       <w:tr>
         <w:trPr>
           <w:trHeight w:val="335"/>
+          <w:jc w:val="center"/>
         </w:trPr>
         <w:tc>
           <w:tcPr>
@@ -4336,6 +4499,7 @@
                 <w:tab w:val="right" w:pos="2052"/>
               </w:tabs>
               <w:spacing w:after="0" w:line="240" w:lineRule="auto"/>
+              <w:jc w:val="center"/>
               <w:rPr>
                 <w:rFonts w:ascii="Times New Roman" w:hAnsi="Times New Roman" w:cs="Times New Roman"/>
                 <w:sz w:val="24"/>
@@ -4349,20 +4513,96 @@
                 <w:szCs w:val="24"/>
                 <w:lang w:eastAsia="ru-RU"/>
               </w:rPr>
-              <w:t>34064,04</w:t>
+              <w:t>34</w:t>
+            </w:r>
+            <w:r>
+              <w:rPr>
+                <w:rFonts w:ascii="Times New Roman" w:hAnsi="Times New Roman" w:cs="Times New Roman"/>
+                <w:sz w:val="24"/>
+                <w:szCs w:val="24"/>
+                <w:lang w:eastAsia="ru-RU"/>
+              </w:rPr>
+              <w:t xml:space="preserve"> </w:t>
+            </w:r>
+            <w:r>
+              <w:rPr>
+                <w:rFonts w:ascii="Times New Roman" w:hAnsi="Times New Roman" w:cs="Times New Roman"/>
+                <w:sz w:val="24"/>
+                <w:szCs w:val="24"/>
+                <w:lang w:eastAsia="ru-RU"/>
+              </w:rPr>
+              <w:t>064,04</w:t>
+            </w:r>
+          </w:p>
+        </w:tc>
+      </w:tr>
+      <w:tr>
+        <w:trPr>
+          <w:trHeight w:val="335"/>
+          <w:jc w:val="center"/>
+        </w:trPr>
+        <w:tc>
+          <w:tcPr>
+            <w:tcW w:w="7229" w:type="dxa"/>
+          </w:tcPr>
+          <w:p>
+            <w:pPr>
+              <w:spacing w:after="0" w:line="240" w:lineRule="auto"/>
+              <w:rPr>
+                <w:rFonts w:ascii="Times New Roman" w:eastAsia="Times New Roman" w:hAnsi="Times New Roman" w:cs="Times New Roman"/>
+                <w:sz w:val="24"/>
+                <w:szCs w:val="24"/>
+                <w:lang w:eastAsia="ru-RU"/>
+              </w:rPr>
+            </w:pPr>
+            <w:r>
+              <w:rPr>
+                <w:rFonts w:ascii="Times New Roman" w:eastAsia="Times New Roman" w:hAnsi="Times New Roman" w:cs="Times New Roman"/>
+                <w:sz w:val="24"/>
+                <w:szCs w:val="24"/>
+                <w:lang w:eastAsia="ru-RU"/>
+              </w:rPr>
+              <w:t>Срок окупаемости, год</w:t>
+            </w:r>
+          </w:p>
+        </w:tc>
+        <w:tc>
+          <w:tcPr>
+            <w:tcW w:w="2405" w:type="dxa"/>
+          </w:tcPr>
+          <w:p>
+            <w:pPr>
+              <w:tabs>
+                <w:tab w:val="right" w:pos="2052"/>
+              </w:tabs>
+              <w:spacing w:after="0" w:line="240" w:lineRule="auto"/>
+              <w:jc w:val="center"/>
+              <w:rPr>
+                <w:rFonts w:ascii="Times New Roman" w:hAnsi="Times New Roman" w:cs="Times New Roman"/>
+                <w:sz w:val="24"/>
+                <w:szCs w:val="24"/>
+                <w:lang w:eastAsia="ru-RU"/>
+              </w:rPr>
+            </w:pPr>
+            <w:r>
+              <w:rPr>
+                <w:rFonts w:ascii="Times New Roman" w:hAnsi="Times New Roman" w:cs="Times New Roman"/>
+                <w:sz w:val="24"/>
+                <w:szCs w:val="24"/>
+                <w:lang w:eastAsia="ru-RU"/>
+              </w:rPr>
+              <w:t>3,82</w:t>
             </w:r>
           </w:p>
         </w:tc>
       </w:tr>
     </w:tbl>
-    <w:p>
-      <w:bookmarkStart w:id="0" w:name="_GoBack"/>
-      <w:bookmarkEnd w:id="0"/>
-    </w:p>
+    <w:p/>
     <w:sectPr>
-      <w:pgSz w:w="11906" w:h="16838"/>
-      <w:pgMar w:top="851" w:right="1304" w:bottom="1134" w:left="567" w:header="709" w:footer="709" w:gutter="0"/>
+      <w:pgSz w:w="11906" w:h="16838" w:code="9"/>
+      <w:pgMar w:top="851" w:right="1701" w:bottom="1134" w:left="1134" w:header="709" w:footer="709" w:gutter="0"/>
       <w:cols w:space="708"/>
+      <w:vAlign w:val="center"/>
       <w:docGrid w:linePitch="360"/>
     </w:sectPr>
   </w:body>
@@ -5247,4 +5487,16 @@
     </a:ext>
   </a:extLst>
 </a:theme>
+</file>
+
+<file path=customXml/item1.xml><?xml version="1.0" encoding="utf-8"?>
+<b:Sources xmlns:b="http://schemas.openxmlformats.org/officeDocument/2006/bibliography" xmlns="http://schemas.openxmlformats.org/officeDocument/2006/bibliography" SelectedStyle="\APASixthEditionOfficeOnline.xsl" StyleName="APA" Version="6"/>
+</file>
+
+<file path=customXml/itemProps1.xml><?xml version="1.0" encoding="utf-8"?>
+<ds:datastoreItem xmlns:ds="http://schemas.openxmlformats.org/officeDocument/2006/customXml" ds:itemID="{2A08A431-B80D-4A1A-AEBA-AB1A85DC8F15}">
+  <ds:schemaRefs>
+    <ds:schemaRef ds:uri="http://schemas.openxmlformats.org/officeDocument/2006/bibliography"/>
+  </ds:schemaRefs>
+</ds:datastoreItem>
 </file>